--- a/硅谷101/E107｜AI大爆发：OpenAI极早期历史 ，以及图像领域的GPT moment｜AIGC特辑/全文_校读版.docx
+++ b/硅谷101/E107｜AI大爆发：OpenAI极早期历史 ，以及图像领域的GPT moment｜AIGC特辑/全文_校读版.docx
@@ -541,7 +541,7 @@
     </w:p>
     <w:p>
       <w:r>
-        <w:t xml:space="preserve">对，这个我觉得也不是一时半很难解决的，但是未来这些方向我觉得都非常激动人心。</w:t>
+        <w:t xml:space="preserve">对，这个我觉得也不是一时半刻能解决的，但是未来这些方向我觉得都非常激动人心。</w:t>
       </w:r>
     </w:p>
     <w:p>
